--- a/storyboard-prompt/Validation_Study_Design_Storyboard_Master_Prompt.docx
+++ b/storyboard-prompt/Validation_Study_Design_Storyboard_Master_Prompt.docx
@@ -9149,7 +9149,7 @@
         <w:sz w:val="16"/>
         <w:szCs w:val="16"/>
       </w:rPr>
-      <w:t xml:space="preserve">Storyboard Generator Master Prompt v3.4   |   Page </w:t>
+      <w:t xml:space="preserve">Validation Study Design: the Storyboard Generator Master Prompt as a Program   |   Page </w:t>
     </w:r>
     <w:r>
       <w:rPr>
